--- a/Report/Project Report.docx
+++ b/Report/Project Report.docx
@@ -73,7 +73,7 @@
         <w:pStyle w:val="a9"/>
         <w:ind w:left="360"/>
         <w:rPr>
-          <w:rFonts w:ascii="Times New Roman" w:hAnsi="Times New Roman" w:cs="Times New Roman" w:hint="eastAsia"/>
+          <w:rFonts w:ascii="Times New Roman" w:hAnsi="Times New Roman" w:cs="Times New Roman"/>
           <w:sz w:val="21"/>
           <w:szCs w:val="21"/>
         </w:rPr>
@@ -1062,29 +1062,45 @@
         <w:pStyle w:val="a9"/>
         <w:ind w:left="360"/>
         <w:rPr>
+          <w:rFonts w:ascii="Times New Roman" w:hAnsi="Times New Roman" w:cs="Times New Roman"/>
+          <w:sz w:val="28"/>
+          <w:szCs w:val="28"/>
+        </w:rPr>
+      </w:pPr>
+    </w:p>
+    <w:p>
+      <w:pPr>
+        <w:pStyle w:val="a9"/>
+        <w:ind w:left="360"/>
+        <w:rPr>
+          <w:rFonts w:ascii="Times New Roman" w:hAnsi="Times New Roman" w:cs="Times New Roman"/>
+          <w:sz w:val="28"/>
+          <w:szCs w:val="28"/>
+        </w:rPr>
+      </w:pPr>
+      <w:r>
+        <w:rPr>
           <w:rFonts w:ascii="Times New Roman" w:hAnsi="Times New Roman" w:cs="Times New Roman" w:hint="eastAsia"/>
           <w:sz w:val="28"/>
           <w:szCs w:val="28"/>
         </w:rPr>
-      </w:pPr>
-    </w:p>
-    <w:p>
-      <w:pPr>
-        <w:pStyle w:val="a9"/>
-        <w:ind w:left="360"/>
-        <w:rPr>
-          <w:rFonts w:ascii="Times New Roman" w:hAnsi="Times New Roman" w:cs="Times New Roman"/>
-          <w:sz w:val="28"/>
-          <w:szCs w:val="28"/>
-        </w:rPr>
-      </w:pPr>
+        <w:t>2.2</w:t>
+      </w:r>
       <w:r>
         <w:rPr>
           <w:rFonts w:ascii="Times New Roman" w:hAnsi="Times New Roman" w:cs="Times New Roman" w:hint="eastAsia"/>
           <w:sz w:val="28"/>
           <w:szCs w:val="28"/>
         </w:rPr>
-        <w:t>2.2</w:t>
+        <w:t>量化：“</w:t>
+      </w:r>
+      <w:r>
+        <w:rPr>
+          <w:rFonts w:ascii="Times New Roman" w:hAnsi="Times New Roman" w:cs="Times New Roman"/>
+          <w:sz w:val="28"/>
+          <w:szCs w:val="28"/>
+        </w:rPr>
+        <w:t>Quantization and Training of Neural Networks for Efficient Integer-Arithmetic-Only Inference</w:t>
       </w:r>
       <w:r>
         <w:rPr>
@@ -1092,22 +1108,6 @@
           <w:sz w:val="28"/>
           <w:szCs w:val="28"/>
         </w:rPr>
-        <w:t>量化：“</w:t>
-      </w:r>
-      <w:r>
-        <w:rPr>
-          <w:rFonts w:ascii="Times New Roman" w:hAnsi="Times New Roman" w:cs="Times New Roman"/>
-          <w:sz w:val="28"/>
-          <w:szCs w:val="28"/>
-        </w:rPr>
-        <w:t>Quantization and Training of Neural Networks for Efficient Integer-Arithmetic-Only Inference</w:t>
-      </w:r>
-      <w:r>
-        <w:rPr>
-          <w:rFonts w:ascii="Times New Roman" w:hAnsi="Times New Roman" w:cs="Times New Roman" w:hint="eastAsia"/>
-          <w:sz w:val="28"/>
-          <w:szCs w:val="28"/>
-        </w:rPr>
         <w:t>”</w:t>
       </w:r>
     </w:p>
@@ -1296,7 +1296,7 @@
         <w:pStyle w:val="a9"/>
         <w:ind w:left="360"/>
         <w:rPr>
-          <w:rFonts w:ascii="Times New Roman" w:hAnsi="Times New Roman" w:cs="Times New Roman" w:hint="eastAsia"/>
+          <w:rFonts w:ascii="Times New Roman" w:hAnsi="Times New Roman" w:cs="Times New Roman"/>
           <w:sz w:val="21"/>
           <w:szCs w:val="21"/>
         </w:rPr>
@@ -1459,7 +1459,6 @@
           <m:r>
             <w:rPr>
               <w:rFonts w:ascii="Times New Roman" w:hAnsi="Times New Roman" w:cs="Times New Roman"/>
-              <w:i/>
               <w:sz w:val="21"/>
               <w:szCs w:val="21"/>
             </w:rPr>
@@ -1895,6 +1894,9 @@
             </m:sub>
           </m:sSub>
           <m:r>
+            <m:rPr>
+              <m:sty m:val="p"/>
+            </m:rPr>
             <w:rPr>
               <w:rFonts w:ascii="Times New Roman" w:hAnsi="Times New Roman" w:cs="Times New Roman"/>
               <w:sz w:val="21"/>
@@ -2125,6 +2127,9 @@
             <m:t>int8</m:t>
           </m:r>
           <m:r>
+            <m:rPr>
+              <m:sty m:val="p"/>
+            </m:rPr>
             <w:rPr>
               <w:rFonts w:ascii="Times New Roman" w:hAnsi="Times New Roman" w:cs="Times New Roman" w:hint="eastAsia"/>
               <w:sz w:val="21"/>
@@ -2499,7 +2504,7 @@
         <w:pStyle w:val="a9"/>
         <w:ind w:left="360"/>
         <w:rPr>
-          <w:rFonts w:ascii="Times New Roman" w:hAnsi="Times New Roman" w:cs="Times New Roman" w:hint="eastAsia"/>
+          <w:rFonts w:ascii="Times New Roman" w:hAnsi="Times New Roman" w:cs="Times New Roman"/>
           <w:sz w:val="21"/>
           <w:szCs w:val="21"/>
         </w:rPr>
@@ -2768,7 +2773,7 @@
         <w:pStyle w:val="a9"/>
         <w:ind w:left="360"/>
         <w:rPr>
-          <w:rFonts w:ascii="Times New Roman" w:hAnsi="Times New Roman" w:cs="Times New Roman" w:hint="eastAsia"/>
+          <w:rFonts w:ascii="Times New Roman" w:hAnsi="Times New Roman" w:cs="Times New Roman"/>
           <w:sz w:val="21"/>
           <w:szCs w:val="21"/>
         </w:rPr>
@@ -2862,7 +2867,7 @@
         <w:pStyle w:val="a9"/>
         <w:ind w:left="360"/>
         <w:rPr>
-          <w:rFonts w:ascii="Times New Roman" w:hAnsi="Times New Roman" w:cs="Times New Roman" w:hint="eastAsia"/>
+          <w:rFonts w:ascii="Times New Roman" w:hAnsi="Times New Roman" w:cs="Times New Roman"/>
           <w:sz w:val="28"/>
           <w:szCs w:val="28"/>
         </w:rPr>
@@ -2990,7 +2995,7 @@
         <w:pStyle w:val="a9"/>
         <w:ind w:left="840" w:firstLine="420"/>
         <w:rPr>
-          <w:rFonts w:ascii="Times New Roman" w:hAnsi="Times New Roman" w:cs="Times New Roman" w:hint="eastAsia"/>
+          <w:rFonts w:ascii="Times New Roman" w:hAnsi="Times New Roman" w:cs="Times New Roman"/>
           <w:sz w:val="21"/>
           <w:szCs w:val="21"/>
         </w:rPr>
@@ -4136,7 +4141,7 @@
         <w:pStyle w:val="a9"/>
         <w:ind w:left="780"/>
         <w:rPr>
-          <w:rFonts w:ascii="Times New Roman" w:hAnsi="Times New Roman" w:cs="Times New Roman" w:hint="eastAsia"/>
+          <w:rFonts w:ascii="Times New Roman" w:hAnsi="Times New Roman" w:cs="Times New Roman"/>
           <w:sz w:val="28"/>
           <w:szCs w:val="28"/>
         </w:rPr>
@@ -4193,6 +4198,7 @@
         <w:pStyle w:val="a9"/>
         <w:ind w:left="840" w:firstLine="420"/>
         <w:rPr>
+          <w:rFonts w:hint="eastAsia"/>
           <w:sz w:val="21"/>
           <w:szCs w:val="21"/>
         </w:rPr>
@@ -4680,7 +4686,7 @@
         <w:pStyle w:val="a9"/>
         <w:ind w:left="840" w:firstLine="420"/>
         <w:rPr>
-          <w:rFonts w:ascii="Times New Roman" w:hAnsi="Times New Roman" w:cs="Times New Roman" w:hint="eastAsia"/>
+          <w:rFonts w:ascii="Times New Roman" w:hAnsi="Times New Roman" w:cs="Times New Roman"/>
           <w:sz w:val="21"/>
           <w:szCs w:val="21"/>
         </w:rPr>
@@ -4766,7 +4772,7 @@
           <w:numId w:val="1"/>
         </w:numPr>
         <w:rPr>
-          <w:rFonts w:ascii="Times New Roman" w:hAnsi="Times New Roman" w:cs="Times New Roman" w:hint="eastAsia"/>
+          <w:rFonts w:ascii="Times New Roman" w:hAnsi="Times New Roman" w:cs="Times New Roman"/>
           <w:b/>
           <w:bCs/>
           <w:sz w:val="28"/>
@@ -4816,6 +4822,7 @@
         <w:pStyle w:val="a9"/>
         <w:ind w:left="780"/>
         <w:rPr>
+          <w:rFonts w:hint="eastAsia"/>
           <w:sz w:val="21"/>
           <w:szCs w:val="21"/>
         </w:rPr>
@@ -4952,7 +4959,7 @@
         <w:pStyle w:val="a9"/>
         <w:ind w:left="780"/>
         <w:rPr>
-          <w:rFonts w:ascii="Times New Roman" w:hAnsi="Times New Roman" w:cs="Times New Roman" w:hint="eastAsia"/>
+          <w:rFonts w:ascii="Times New Roman" w:hAnsi="Times New Roman" w:cs="Times New Roman"/>
           <w:b/>
           <w:bCs/>
           <w:sz w:val="28"/>
@@ -5067,7 +5074,7 @@
         <w:pStyle w:val="a9"/>
         <w:ind w:left="780"/>
         <w:rPr>
-          <w:rFonts w:ascii="Times New Roman" w:hAnsi="Times New Roman" w:cs="Times New Roman" w:hint="eastAsia"/>
+          <w:rFonts w:ascii="Times New Roman" w:hAnsi="Times New Roman" w:cs="Times New Roman"/>
           <w:b/>
           <w:bCs/>
           <w:sz w:val="28"/>
@@ -5146,18 +5153,26 @@
         <w:pStyle w:val="a9"/>
         <w:ind w:firstLine="60"/>
         <w:rPr>
+          <w:rFonts w:ascii="Times New Roman" w:hAnsi="Times New Roman" w:cs="Times New Roman"/>
+          <w:sz w:val="21"/>
+          <w:szCs w:val="21"/>
+        </w:rPr>
+      </w:pPr>
+      <w:r>
+        <w:rPr>
           <w:rFonts w:ascii="Times New Roman" w:hAnsi="Times New Roman" w:cs="Times New Roman" w:hint="eastAsia"/>
           <w:sz w:val="21"/>
           <w:szCs w:val="21"/>
         </w:rPr>
-      </w:pPr>
+        <w:t>150MHz</w:t>
+      </w:r>
       <w:r>
         <w:rPr>
           <w:rFonts w:ascii="Times New Roman" w:hAnsi="Times New Roman" w:cs="Times New Roman" w:hint="eastAsia"/>
           <w:sz w:val="21"/>
           <w:szCs w:val="21"/>
         </w:rPr>
-        <w:t>150MHz</w:t>
+        <w:t>时钟周期下，推理一张图片只需要</w:t>
       </w:r>
       <w:r>
         <w:rPr>
@@ -5165,7 +5180,7 @@
           <w:sz w:val="21"/>
           <w:szCs w:val="21"/>
         </w:rPr>
-        <w:t>时钟周期下，推理一张图片只需要</w:t>
+        <w:t>26.67ms</w:t>
       </w:r>
       <w:r>
         <w:rPr>
@@ -5173,7 +5188,7 @@
           <w:sz w:val="21"/>
           <w:szCs w:val="21"/>
         </w:rPr>
-        <w:t>26.67ms</w:t>
+        <w:t>。</w:t>
       </w:r>
     </w:p>
     <w:p>
@@ -5181,7 +5196,7 @@
         <w:pStyle w:val="a9"/>
         <w:ind w:left="780"/>
         <w:rPr>
-          <w:rFonts w:ascii="Times New Roman" w:hAnsi="Times New Roman" w:cs="Times New Roman" w:hint="eastAsia"/>
+          <w:rFonts w:ascii="Times New Roman" w:hAnsi="Times New Roman" w:cs="Times New Roman"/>
           <w:b/>
           <w:bCs/>
           <w:sz w:val="28"/>
@@ -5220,7 +5235,7 @@
         <w:pStyle w:val="a9"/>
         <w:ind w:left="780"/>
         <w:rPr>
-          <w:rFonts w:ascii="Times New Roman" w:hAnsi="Times New Roman" w:cs="Times New Roman" w:hint="eastAsia"/>
+          <w:rFonts w:ascii="Times New Roman" w:hAnsi="Times New Roman" w:cs="Times New Roman"/>
           <w:b/>
           <w:bCs/>
           <w:sz w:val="28"/>
@@ -5236,7 +5251,7 @@
           <w:numId w:val="1"/>
         </w:numPr>
         <w:rPr>
-          <w:rFonts w:ascii="Times New Roman" w:hAnsi="Times New Roman" w:cs="Times New Roman" w:hint="eastAsia"/>
+          <w:rFonts w:ascii="Times New Roman" w:hAnsi="Times New Roman" w:cs="Times New Roman"/>
           <w:b/>
           <w:bCs/>
           <w:sz w:val="28"/>
@@ -6670,6 +6685,7 @@
   <w:style w:type="character" w:default="1" w:styleId="a0">
     <w:name w:val="Default Paragraph Font"/>
     <w:uiPriority w:val="1"/>
+    <w:semiHidden/>
     <w:unhideWhenUsed/>
   </w:style>
   <w:style w:type="table" w:default="1" w:styleId="a1">

--- a/Report/Project Report.docx
+++ b/Report/Project Report.docx
@@ -73,6 +73,39 @@
         <w:pStyle w:val="a9"/>
         <w:ind w:left="360"/>
         <w:rPr>
+          <w:rFonts w:ascii="Times New Roman" w:hAnsi="Times New Roman" w:cs="Times New Roman" w:hint="eastAsia"/>
+          <w:b/>
+          <w:bCs/>
+          <w:sz w:val="28"/>
+          <w:szCs w:val="28"/>
+        </w:rPr>
+      </w:pPr>
+      <w:r>
+        <w:rPr>
+          <w:rFonts w:ascii="Times New Roman" w:hAnsi="Times New Roman" w:cs="Times New Roman" w:hint="eastAsia"/>
+          <w:b/>
+          <w:bCs/>
+          <w:sz w:val="28"/>
+          <w:szCs w:val="28"/>
+        </w:rPr>
+        <w:t>1.1</w:t>
+      </w:r>
+      <w:r>
+        <w:rPr>
+          <w:rFonts w:ascii="Times New Roman" w:hAnsi="Times New Roman" w:cs="Times New Roman" w:hint="eastAsia"/>
+          <w:b/>
+          <w:bCs/>
+          <w:sz w:val="28"/>
+          <w:szCs w:val="28"/>
+        </w:rPr>
+        <w:t>神经网络</w:t>
+      </w:r>
+    </w:p>
+    <w:p>
+      <w:pPr>
+        <w:pStyle w:val="a9"/>
+        <w:ind w:left="360"/>
+        <w:rPr>
           <w:rFonts w:ascii="Times New Roman" w:hAnsi="Times New Roman" w:cs="Times New Roman"/>
           <w:sz w:val="21"/>
           <w:szCs w:val="21"/>
@@ -1100,7 +1133,16 @@
           <w:sz w:val="28"/>
           <w:szCs w:val="28"/>
         </w:rPr>
-        <w:t>Quantization and Training of Neural Networks for Efficient Integer-Arithmetic-Only Inference</w:t>
+        <w:t>Quantization and Training of Neural Networks for Efficient Integer-</w:t>
+      </w:r>
+      <w:r>
+        <w:rPr>
+          <w:rFonts w:ascii="Times New Roman" w:hAnsi="Times New Roman" w:cs="Times New Roman"/>
+          <w:sz w:val="28"/>
+          <w:szCs w:val="28"/>
+        </w:rPr>
+        <w:lastRenderedPageBreak/>
+        <w:t>Arithmetic-Only Inference</w:t>
       </w:r>
       <w:r>
         <w:rPr>
@@ -1193,18 +1235,7 @@
           <w:sz w:val="21"/>
           <w:szCs w:val="21"/>
         </w:rPr>
-        <w:t>整</w:t>
-      </w:r>
-      <w:r>
-        <w:rPr>
-          <w:rFonts w:ascii="Times New Roman" w:hAnsi="Times New Roman" w:cs="Times New Roman"/>
-          <w:b/>
-          <w:bCs/>
-          <w:sz w:val="21"/>
-          <w:szCs w:val="21"/>
-        </w:rPr>
-        <w:lastRenderedPageBreak/>
-        <w:t>型量化（</w:t>
+        <w:t>整型量化（</w:t>
       </w:r>
       <w:r>
         <w:rPr>
@@ -1457,6 +1488,9 @@
             <m:t>r=S(q-Z)</m:t>
           </m:r>
           <m:r>
+            <m:rPr>
+              <m:sty m:val="p"/>
+            </m:rPr>
             <w:rPr>
               <w:rFonts w:ascii="Times New Roman" w:hAnsi="Times New Roman" w:cs="Times New Roman"/>
               <w:sz w:val="21"/>
@@ -2843,6 +2877,7 @@
           <w:sz w:val="28"/>
           <w:szCs w:val="28"/>
         </w:rPr>
+        <w:lastRenderedPageBreak/>
         <w:t>2.3</w:t>
       </w:r>
       <w:r>
@@ -2896,7 +2931,6 @@
           <w:sz w:val="28"/>
           <w:szCs w:val="28"/>
         </w:rPr>
-        <w:lastRenderedPageBreak/>
         <w:t>加速器整体设计和验证方案</w:t>
       </w:r>
     </w:p>
@@ -3384,6 +3418,7 @@
           <w:sz w:val="21"/>
           <w:szCs w:val="21"/>
         </w:rPr>
+        <w:lastRenderedPageBreak/>
         <w:t>如图中</w:t>
       </w:r>
       <w:r>
@@ -3680,16 +3715,7 @@
           <w:sz w:val="21"/>
           <w:szCs w:val="21"/>
         </w:rPr>
-        <w:t>单元完全对齐。不同卷积核组的</w:t>
-      </w:r>
-      <w:r>
-        <w:rPr>
-          <w:rFonts w:ascii="Times New Roman" w:hAnsi="Times New Roman" w:cs="Times New Roman"/>
-          <w:sz w:val="21"/>
-          <w:szCs w:val="21"/>
-        </w:rPr>
-        <w:lastRenderedPageBreak/>
-        <w:t>数据以地址展开的方式连续存放，读出后在周期内并行输入到各自的</w:t>
+        <w:t>单元完全对齐。不同卷积核组的数据以地址展开的方式连续存放，读出后在周期内并行输入到各自的</w:t>
       </w:r>
       <w:r>
         <w:rPr>
@@ -4697,6 +4723,7 @@
           <w:sz w:val="21"/>
           <w:szCs w:val="21"/>
         </w:rPr>
+        <w:lastRenderedPageBreak/>
         <w:t>最终，模块输出量化后的</w:t>
       </w:r>
       <w:r>
@@ -4787,7 +4814,6 @@
           <w:sz w:val="28"/>
           <w:szCs w:val="28"/>
         </w:rPr>
-        <w:lastRenderedPageBreak/>
         <w:t>实验结果</w:t>
       </w:r>
     </w:p>
@@ -5266,6 +5292,7 @@
           <w:sz w:val="28"/>
           <w:szCs w:val="28"/>
         </w:rPr>
+        <w:lastRenderedPageBreak/>
         <w:t>Conclusion</w:t>
       </w:r>
     </w:p>
